--- a/submission/Week5_Integration_Testing_CICD/report/Week5_Integration_Testing_CICD_Final_Report.docx
+++ b/submission/Week5_Integration_Testing_CICD/report/Week5_Integration_Testing_CICD_Final_Report.docx
@@ -4,100 +4,11 @@
   <w:body>
     <w:p>
       <w:pPr>
-        <w:spacing w:before="1900"/>
+        <w:pStyle w:val="Title"/>
         <w:jc w:val="center"/>
       </w:pPr>
       <w:r>
-        <w:rPr>
-          <w:b/>
-          <w:color w:val="4472C4"/>
-          <w:sz w:val="36"/>
-        </w:rPr>
-        <w:t>WEEK 5</w:t>
-      </w:r>
-    </w:p>
-    <w:p>
-      <w:pPr>
-        <w:spacing w:before="360"/>
-        <w:jc w:val="center"/>
-      </w:pPr>
-      <w:r>
-        <w:rPr>
-          <w:rFonts w:ascii="Aptos Display" w:hAnsi="Aptos Display"/>
-          <w:b/>
-          <w:color w:val="17365D"/>
-          <w:sz w:val="56"/>
-        </w:rPr>
-        <w:t>Integration Testing and</w:t>
-        <w:br/>
-        <w:t>Continuous Deployment Simulation</w:t>
-      </w:r>
-    </w:p>
-    <w:p>
-      <w:pPr>
-        <w:spacing w:before="400"/>
-        <w:jc w:val="center"/>
-      </w:pPr>
-      <w:r>
-        <w:rPr>
-          <w:b/>
-          <w:color w:val="5B6573"/>
-          <w:sz w:val="30"/>
-        </w:rPr>
-        <w:t>FINAL PROJECT REPORT</w:t>
-      </w:r>
-    </w:p>
-    <w:p>
-      <w:pPr>
-        <w:spacing w:before="160"/>
-        <w:jc w:val="center"/>
-      </w:pPr>
-      <w:r>
-        <w:t>YuvaIntern Technical Internship</w:t>
-      </w:r>
-    </w:p>
-    <w:p>
-      <w:pPr>
-        <w:spacing w:before="160"/>
-        <w:jc w:val="center"/>
-      </w:pPr>
-      <w:r>
-        <w:t>Validation date: 2026-10-08</w:t>
-      </w:r>
-    </w:p>
-    <w:p>
-      <w:pPr>
-        <w:spacing w:before="160"/>
-        <w:jc w:val="center"/>
-      </w:pPr>
-      <w:r>
-        <w:t>FastAPI backend | Isolated SQLite tests | GitHub Actions configuration</w:t>
-      </w:r>
-    </w:p>
-    <w:p>
-      <w:r>
-        <w:br w:type="page"/>
-      </w:r>
-    </w:p>
-    <w:p>
-      <w:pPr>
-        <w:jc w:val="center"/>
-      </w:pPr>
-      <w:r>
-        <w:rPr>
-          <w:i/>
-        </w:rPr>
-        <w:t>YuvaIntern technical internship project</w:t>
-      </w:r>
-    </w:p>
-    <w:p>
-      <w:r>
-        <w:t xml:space="preserve">Validation date: 2026-10-08  </w:t>
-      </w:r>
-    </w:p>
-    <w:p>
-      <w:r>
-        <w:t>Project: Isolated Week 5 copy of the inherited FastAPI task-management backend</w:t>
+        <w:t>Week 5 Final Report</w:t>
       </w:r>
     </w:p>
     <w:p>
@@ -105,62 +16,17 @@
         <w:pStyle w:val="Heading1"/>
       </w:pPr>
       <w:r>
-        <w:t>1. Executive Summary</w:t>
+        <w:t>1. Cover Page</w:t>
       </w:r>
     </w:p>
     <w:p>
       <w:r>
-        <w:t>This project integrates account authentication with an existing FastAPI task</w:t>
+        <w:t>Week 5 — Integration Testing and Continuous Deployment Simulation</w:t>
       </w:r>
     </w:p>
     <w:p>
       <w:r>
-        <w:t>service, validates user/task/comment/error behavior through HTTP integration</w:t>
-      </w:r>
-    </w:p>
-    <w:p>
-      <w:r>
-        <w:t>tests, and defines a GitHub Actions pipeline for continuous integration and</w:t>
-      </w:r>
-    </w:p>
-    <w:p>
-      <w:r>
-        <w:t>simulated deployment validation. Local checks use an isolated SQLite database</w:t>
-      </w:r>
-    </w:p>
-    <w:p>
-      <w:r>
-        <w:t>for tests and a temporary database for the deployment simulation.</w:t>
-      </w:r>
-    </w:p>
-    <w:p>
-      <w:r>
-        <w:t>The final local validation ran the complete pytest suite, targeted</w:t>
-      </w:r>
-    </w:p>
-    <w:p>
-      <w:r>
-        <w:t>authentication, task API/task lifecycle and regression tests, Ruff, two HTTP</w:t>
-      </w:r>
-    </w:p>
-    <w:p>
-      <w:r>
-        <w:t>smoke scripts, application startup/health validation, and workflow/security</w:t>
-      </w:r>
-    </w:p>
-    <w:p>
-      <w:r>
-        <w:t>checks. The complete suite reported 125 passing tests and two existing</w:t>
-      </w:r>
-    </w:p>
-    <w:p>
-      <w:r>
-        <w:t>deprecation warnings. The simulated deployment reported PASS. No GitHub remote</w:t>
-      </w:r>
-    </w:p>
-    <w:p>
-      <w:r>
-        <w:t>is configured; GitHub-hosted workflow execution is therefore not claimed.</w:t>
+        <w:t>Educational internship project using an isolated Week 5 copy of the inherited Week 4 FastAPI backend.</w:t>
       </w:r>
     </w:p>
     <w:p>
@@ -168,37 +34,12 @@
         <w:pStyle w:val="Heading1"/>
       </w:pPr>
       <w:r>
-        <w:t>2. Official Task Requirements</w:t>
+        <w:t>2. Executive Summary</w:t>
       </w:r>
     </w:p>
     <w:p>
       <w:r>
-        <w:t>Week 5 calls for integration testing across authentication, data management and</w:t>
-      </w:r>
-    </w:p>
-    <w:p>
-      <w:r>
-        <w:t>error handling; a CI configuration that runs tests on code changes; simulated</w:t>
-      </w:r>
-    </w:p>
-    <w:p>
-      <w:r>
-        <w:t>CD; documentation of backend module interactions; and a reproducible account</w:t>
-      </w:r>
-    </w:p>
-    <w:p>
-      <w:r>
-        <w:t>of test and pipeline validation. This project covers those requirements with</w:t>
-      </w:r>
-    </w:p>
-    <w:p>
-      <w:r>
-        <w:t>HTTP-to-database tests, an Actions workflow, a CI-gated deployment validation</w:t>
-      </w:r>
-    </w:p>
-    <w:p>
-      <w:r>
-        <w:t>job, and evidence files containing actual local command output.</w:t>
+        <w:t>This project extends the inherited FastAPI backend with authentication, API integration validation, and a CI/CD simulation. It validates that backend modules work together correctly and that the application can be checked locally without performing a production deployment. The final evidence reflects actual local test runs and static checks rather than assumptions about GitHub-hosted execution.</w:t>
       </w:r>
     </w:p>
     <w:p>
@@ -206,7 +47,233 @@
         <w:pStyle w:val="Heading1"/>
       </w:pPr>
       <w:r>
-        <w:t>3. Project Architecture</w:t>
+        <w:t>3. Internship Task Objective</w:t>
+      </w:r>
+    </w:p>
+    <w:p>
+      <w:r>
+        <w:t>The objective was to integrate backend modules, cover authentication and error handling with integration tests, and implement a CI pipeline that runs tests automatically. A simulated deployment gate was added to verify file existence, importability, startup, and health validation without contacting external infrastructure.</w:t>
+      </w:r>
+    </w:p>
+    <w:p>
+      <w:pPr>
+        <w:pStyle w:val="Heading1"/>
+      </w:pPr>
+      <w:r>
+        <w:t>4. Existing Backend</w:t>
+      </w:r>
+    </w:p>
+    <w:p>
+      <w:r>
+        <w:t>The inherited backend includes FastAPI routes, schemas, ORM models, database configuration, CRUD logic, and task/comment APIs. Week 4 evidence was preserved and no original Week 4 files were modified. Week 5 work was kept inside the isolated Week 5 project directory only.</w:t>
+      </w:r>
+    </w:p>
+    <w:p>
+      <w:pPr>
+        <w:pStyle w:val="Heading1"/>
+      </w:pPr>
+      <w:r>
+        <w:t>5. Problem Statement</w:t>
+      </w:r>
+    </w:p>
+    <w:p>
+      <w:r>
+        <w:t>A backend that works in isolation can still fail when authentication, request validation, database persistence, and API behavior are combined. This project addressed that by testing the application through HTTP requests and a fresh in-memory database. The goal was to check real integration points, not just isolated functions.</w:t>
+      </w:r>
+    </w:p>
+    <w:p>
+      <w:pPr>
+        <w:pStyle w:val="Heading1"/>
+      </w:pPr>
+      <w:r>
+        <w:t>6. Week 5 Approach</w:t>
+      </w:r>
+    </w:p>
+    <w:p>
+      <w:r>
+        <w:t>The Week 5 approach added secure authentication, protected task routes, integration tests, regression checks, and CI validation. The project also added a deployment simulator that verifies whether the application is importable and starts correctly before a simulated deployment is considered successful.</w:t>
+      </w:r>
+    </w:p>
+    <w:p>
+      <w:pPr>
+        <w:pStyle w:val="Heading1"/>
+      </w:pPr>
+      <w:r>
+        <w:t>7. Authentication Implementation</w:t>
+      </w:r>
+    </w:p>
+    <w:p>
+      <w:r>
+        <w:t>Authentication was implemented with Argon2id password hashing, JWT access tokens, and bearer-token enforcement. User registration and login routes were added without changing the original Week 4 backend behavior beyond required route protection. Invalid or missing tokens are rejected with HTTP 401 responses.</w:t>
+      </w:r>
+    </w:p>
+    <w:p>
+      <w:pPr>
+        <w:pStyle w:val="Heading1"/>
+      </w:pPr>
+      <w:r>
+        <w:t>8. Registration and Login</w:t>
+      </w:r>
+    </w:p>
+    <w:p>
+      <w:r>
+        <w:t>Registration validates email and password input, hashes the password, stores the user record, and returns a sanitized public response. Login checks the stored hash and returns a JWT that includes required token claims and expiration. A generic 401 response is used for invalid credentials to avoid revealing account existence.</w:t>
+      </w:r>
+    </w:p>
+    <w:p>
+      <w:pPr>
+        <w:pStyle w:val="Heading1"/>
+      </w:pPr>
+      <w:r>
+        <w:t>9. Password Security</w:t>
+      </w:r>
+    </w:p>
+    <w:p>
+      <w:r>
+        <w:t>Passwords are never stored in plaintext. The user record stores only an Argon2id hash. Public responses omit password/hash values, and the runtime secret is required to be set in the environment. Example placeholders are rejected during app startup validation.</w:t>
+      </w:r>
+    </w:p>
+    <w:p>
+      <w:pPr>
+        <w:pStyle w:val="Heading1"/>
+      </w:pPr>
+      <w:r>
+        <w:t>10. JWT Authentication</w:t>
+      </w:r>
+    </w:p>
+    <w:p>
+      <w:r>
+        <w:t>JWTs are generated and validated using the configured secret key. Token claims are checked for issuer, subject, token type, and expiration. Protected task and comment endpoints require a valid bearer token before they will proceed.</w:t>
+      </w:r>
+    </w:p>
+    <w:p>
+      <w:pPr>
+        <w:pStyle w:val="Heading1"/>
+      </w:pPr>
+      <w:r>
+        <w:t>11. Protected APIs</w:t>
+      </w:r>
+    </w:p>
+    <w:p>
+      <w:r>
+        <w:t>Protected endpoints include task access, comment access, and related operations that require a valid authenticated user. Calls without authorization return HTTP 401, and malformed or expired tokens are rejected before the request reaches the business logic.</w:t>
+      </w:r>
+    </w:p>
+    <w:p>
+      <w:pPr>
+        <w:pStyle w:val="Heading1"/>
+      </w:pPr>
+      <w:r>
+        <w:t>12. Integration Test Architecture</w:t>
+      </w:r>
+    </w:p>
+    <w:p>
+      <w:r>
+        <w:t>Integration tests call the API through FastAPI TestClient and an in-memory SQLite database. Each test uses isolated dependencies and verifies behavior from route handling to database persistence. This gives a realistic view of how modules interact in real requests.</w:t>
+      </w:r>
+    </w:p>
+    <w:p>
+      <w:pPr>
+        <w:pStyle w:val="Heading1"/>
+      </w:pPr>
+      <w:r>
+        <w:t>13. Test Scenarios</w:t>
+      </w:r>
+    </w:p>
+    <w:p>
+      <w:r>
+        <w:t>The integration suite covers duplicate registration, invalid login, token validation, missing bearer tokens, protected route access, and task/comment lifecycle flows. These tests validate both success and failure scenarios and confirm that the API returns predictable HTTP statuses.</w:t>
+      </w:r>
+    </w:p>
+    <w:p>
+      <w:pPr>
+        <w:pStyle w:val="Heading1"/>
+      </w:pPr>
+      <w:r>
+        <w:t>14. Regression Tests</w:t>
+      </w:r>
+    </w:p>
+    <w:p>
+      <w:r>
+        <w:t>Regression tests preserve the expected behavior of existing task and comment routes. They check validation, missing-resource handling, filters, statistics, and known behavior that must remain stable after the authentication addition. The tests intentionally do not claim production-scale performance results.</w:t>
+      </w:r>
+    </w:p>
+    <w:p>
+      <w:pPr>
+        <w:pStyle w:val="Heading1"/>
+      </w:pPr>
+      <w:r>
+        <w:t>15. CI Pipeline</w:t>
+      </w:r>
+    </w:p>
+    <w:p>
+      <w:r>
+        <w:t>The workflow file `.github/workflows/ci-cd.yml` runs on pushes to `main` and pull requests targeting `main`. It installs dependencies, sets up Python 3.14, runs Ruff, and executes the complete pytest suite. Failures in either lint or tests fail the CI job.</w:t>
+      </w:r>
+    </w:p>
+    <w:p>
+      <w:pPr>
+        <w:pStyle w:val="Heading1"/>
+      </w:pPr>
+      <w:r>
+        <w:t>16. GitHub Actions</w:t>
+      </w:r>
+    </w:p>
+    <w:p>
+      <w:r>
+        <w:t>The GitHub remote is configured at https://github.com/AbhiKolsure/Week5-Integration_testing_ci_cd. GitHub Actions run 37741348125 completed successfully on `main`; the CI and Simulated deployment jobs both succeeded. The successful CI job executed dependency installation, Ruff, and the complete pytest suite. Older captured local audit outputs are historical snapshots from before remote configuration.</w:t>
+      </w:r>
+    </w:p>
+    <w:p>
+      <w:pPr>
+        <w:pStyle w:val="Heading1"/>
+      </w:pPr>
+      <w:r>
+        <w:t>17. Simulated CD</w:t>
+      </w:r>
+    </w:p>
+    <w:p>
+      <w:r>
+        <w:t>The simulated deployment script validates file presence, application import, startup behavior, and health checks. It is designed to behave as a non-production deployment gate and does not contact cloud infrastructure, deploy to production, or use credentials.</w:t>
+      </w:r>
+    </w:p>
+    <w:p>
+      <w:pPr>
+        <w:pStyle w:val="Heading1"/>
+      </w:pPr>
+      <w:r>
+        <w:t>18. CI/CD Gate</w:t>
+      </w:r>
+    </w:p>
+    <w:p>
+      <w:r>
+        <w:t>The deployment job depends on the successful completion of CI. If the lint or pytest step fails, the deployment simulation is not treated as successful. This forms a valid CI-to-CD gate without performing a real release.</w:t>
+      </w:r>
+    </w:p>
+    <w:p>
+      <w:pPr>
+        <w:pStyle w:val="Heading1"/>
+      </w:pPr>
+      <w:r>
+        <w:t>19. Security Validation</w:t>
+      </w:r>
+    </w:p>
+    <w:p>
+      <w:r>
+        <w:t>Security checks include secret scanning, `.gitignore` review, environment-file review, and verification that no real credentials were committed. The workflow contains no secrets or credentials. It uses checkout and Python setup actions only.</w:t>
+      </w:r>
+    </w:p>
+    <w:p>
+      <w:pPr>
+        <w:pStyle w:val="Heading1"/>
+      </w:pPr>
+      <w:r>
+        <w:t>20. Actual Test Results</w:t>
+      </w:r>
+    </w:p>
+    <w:p>
+      <w:r>
+        <w:t>Measured against the actual project environment:</w:t>
       </w:r>
     </w:p>
     <w:p>
@@ -214,12 +281,7 @@
         <w:pStyle w:val="ListBullet"/>
       </w:pPr>
       <w:r>
-        <w:t>`app/main.py` constructs the FastAPI application, validates auth settings</w:t>
-      </w:r>
-    </w:p>
-    <w:p>
-      <w:r>
-        <w:t xml:space="preserve">  during startup, and registers system/auth/task routes.</w:t>
+        <w:t>Python 3.14.3</w:t>
       </w:r>
     </w:p>
     <w:p>
@@ -227,7 +289,7 @@
         <w:pStyle w:val="ListBullet"/>
       </w:pPr>
       <w:r>
-        <w:t>`app/routes/auth.py` implements registration and login.</w:t>
+        <w:t>Full pytest suite: 125 passed, 2 warnings</w:t>
       </w:r>
     </w:p>
     <w:p>
@@ -235,12 +297,7 @@
         <w:pStyle w:val="ListBullet"/>
       </w:pPr>
       <w:r>
-        <w:t>`app/routes/tasks.py` protects task, comment, filtering and statistics</w:t>
-      </w:r>
-    </w:p>
-    <w:p>
-      <w:r>
-        <w:t xml:space="preserve">  endpoints using the shared bearer-auth dependency.</w:t>
+        <w:t>Authentication integration tests: 17 passed, 2 warnings</w:t>
       </w:r>
     </w:p>
     <w:p>
@@ -248,7 +305,7 @@
         <w:pStyle w:val="ListBullet"/>
       </w:pPr>
       <w:r>
-        <w:t>`app/schemas.py` validates HTTP input and limits public response fields.</w:t>
+        <w:t>Regression tests: 8 passed, 2 warnings</w:t>
       </w:r>
     </w:p>
     <w:p>
@@ -256,12 +313,7 @@
         <w:pStyle w:val="ListBullet"/>
       </w:pPr>
       <w:r>
-        <w:t>`app/security.py` hashes/verifies passwords, signs/verifies JWT access</w:t>
-      </w:r>
-    </w:p>
-    <w:p>
-      <w:r>
-        <w:t xml:space="preserve">  tokens, and resolves users through the database dependency.</w:t>
+        <w:t>Ruff: All checks passed</w:t>
       </w:r>
     </w:p>
     <w:p>
@@ -269,7 +321,7 @@
         <w:pStyle w:val="ListBullet"/>
       </w:pPr>
       <w:r>
-        <w:t>`app/models.py` contains the user, task and comment ORM models.</w:t>
+        <w:t>Simulated deployment: PASS</w:t>
       </w:r>
     </w:p>
     <w:p>
@@ -277,7 +329,41 @@
         <w:pStyle w:val="ListBullet"/>
       </w:pPr>
       <w:r>
-        <w:t>`app/database.py` configures SQLAlchemy sessions and SQLite.</w:t>
+        <w:t>GitHub Actions run 37741348125: completed / success; both workflow jobs succeeded.</w:t>
+      </w:r>
+    </w:p>
+    <w:p>
+      <w:pPr>
+        <w:pStyle w:val="Heading1"/>
+      </w:pPr>
+      <w:r>
+        <w:t>21. Actual CI/CD Results</w:t>
+      </w:r>
+    </w:p>
+    <w:p>
+      <w:r>
+        <w:t>Local validation used the same Ruff, pytest, and simulated deployment commands configured in CI. In addition, GitHub-hosted run 37741348125 completed successfully with both workflow jobs passing. The CI-to-simulated-CD gate passed: simulated deployment ran only after CI success.</w:t>
+      </w:r>
+    </w:p>
+    <w:p>
+      <w:pPr>
+        <w:pStyle w:val="Heading1"/>
+      </w:pPr>
+      <w:r>
+        <w:t>22. Known Limitations</w:t>
+      </w:r>
+    </w:p>
+    <w:p>
+      <w:r>
+        <w:t>The project is not a production deployment system. The app uses local SQLite for testing and does not claim production-scale capacity or security guarantees. Some upstream deprecation warnings remain visible in the dependency stack, but they do not fail the current test suite. GitHub run 37741348125 verifies the commit it tested; later commits require their own workflow verification.</w:t>
+      </w:r>
+    </w:p>
+    <w:p>
+      <w:pPr>
+        <w:pStyle w:val="Heading1"/>
+      </w:pPr>
+      <w:r>
+        <w:t>23. Repository Structure</w:t>
       </w:r>
     </w:p>
     <w:p>
@@ -285,7 +371,7 @@
         <w:pStyle w:val="ListBullet"/>
       </w:pPr>
       <w:r>
-        <w:t>`app/crud.py` contains task/comment data operations called by the API layer.</w:t>
+        <w:t>app/</w:t>
       </w:r>
     </w:p>
     <w:p>
@@ -293,22 +379,71 @@
         <w:pStyle w:val="ListBullet"/>
       </w:pPr>
       <w:r>
-        <w:t>`tests/` combines HTTP API tests, auth integration tests, regressions,</w:t>
+        <w:t>tests/</w:t>
       </w:r>
     </w:p>
     <w:p>
+      <w:pPr>
+        <w:pStyle w:val="ListBullet"/>
+      </w:pPr>
       <w:r>
-        <w:t xml:space="preserve">  business-logic and query behavior tests.</w:t>
+        <w:t>scripts/</w:t>
       </w:r>
     </w:p>
     <w:p>
+      <w:pPr>
+        <w:pStyle w:val="ListBullet"/>
+      </w:pPr>
       <w:r>
-        <w:t>The test fixtures override the database dependency with a fresh in-memory</w:t>
+        <w:t>.github/workflows/</w:t>
       </w:r>
     </w:p>
     <w:p>
+      <w:pPr>
+        <w:pStyle w:val="ListBullet"/>
+      </w:pPr>
       <w:r>
-        <w:t>SQLite database. No external database service is used by tests.</w:t>
+        <w:t>artifacts/</w:t>
+      </w:r>
+    </w:p>
+    <w:p>
+      <w:pPr>
+        <w:pStyle w:val="ListBullet"/>
+      </w:pPr>
+      <w:r>
+        <w:t>report/</w:t>
+      </w:r>
+    </w:p>
+    <w:p>
+      <w:pPr>
+        <w:pStyle w:val="ListBullet"/>
+      </w:pPr>
+      <w:r>
+        <w:t>docs/</w:t>
+      </w:r>
+    </w:p>
+    <w:p>
+      <w:pPr>
+        <w:pStyle w:val="ListBullet"/>
+      </w:pPr>
+      <w:r>
+        <w:t>README.md</w:t>
+      </w:r>
+    </w:p>
+    <w:p>
+      <w:pPr>
+        <w:pStyle w:val="ListBullet"/>
+      </w:pPr>
+      <w:r>
+        <w:t>requirements.txt</w:t>
+      </w:r>
+    </w:p>
+    <w:p>
+      <w:pPr>
+        <w:pStyle w:val="ListBullet"/>
+      </w:pPr>
+      <w:r>
+        <w:t>pyproject.toml</w:t>
       </w:r>
     </w:p>
     <w:p>
@@ -316,57 +451,89 @@
         <w:pStyle w:val="Heading1"/>
       </w:pPr>
       <w:r>
-        <w:t>4. Authentication Implementation</w:t>
+        <w:t>24. Reproduction Steps</w:t>
       </w:r>
     </w:p>
     <w:p>
+      <w:pPr>
+        <w:ind w:left="360"/>
+      </w:pPr>
       <w:r>
-        <w:t>Registration normalizes email input, validates the password, writes an Argon2id</w:t>
+        <w:rPr>
+          <w:rFonts w:ascii="Consolas" w:hAnsi="Consolas"/>
+          <w:sz w:val="17"/>
+        </w:rPr>
+        <w:t>python -m venv .venv</w:t>
       </w:r>
-    </w:p>
-    <w:p>
       <w:r>
-        <w:t>hash, and returns a public user representation that excludes password fields.</w:t>
+        <w:br/>
       </w:r>
-    </w:p>
-    <w:p>
       <w:r>
-        <w:t>Duplicate accounts return HTTP 409. Login returns an HS256 signed bearer JWT</w:t>
+        <w:rPr>
+          <w:rFonts w:ascii="Consolas" w:hAnsi="Consolas"/>
+          <w:sz w:val="17"/>
+        </w:rPr>
+        <w:t>.\.venv\Scripts\Activate.ps1</w:t>
       </w:r>
-    </w:p>
-    <w:p>
       <w:r>
-        <w:t>with issuer, subject, issued-at, expiration and token-type claims. The default</w:t>
+        <w:br/>
       </w:r>
-    </w:p>
-    <w:p>
       <w:r>
-        <w:t>token lifetime is 30 minutes, configurable from 1 through 1440 minutes.</w:t>
+        <w:rPr>
+          <w:rFonts w:ascii="Consolas" w:hAnsi="Consolas"/>
+          <w:sz w:val="17"/>
+        </w:rPr>
+        <w:t>python -m pip install --upgrade pip</w:t>
       </w:r>
-    </w:p>
-    <w:p>
       <w:r>
-        <w:t>AUTH_SECRET_KEY must be supplied from the runtime environment and contain at</w:t>
+        <w:br/>
       </w:r>
-    </w:p>
-    <w:p>
       <w:r>
-        <w:t>least 32 bytes. The example placeholder is rejected during configuration</w:t>
+        <w:rPr>
+          <w:rFonts w:ascii="Consolas" w:hAnsi="Consolas"/>
+          <w:sz w:val="17"/>
+        </w:rPr>
+        <w:t>python -m pip install -r requirements.txt</w:t>
       </w:r>
-    </w:p>
-    <w:p>
       <w:r>
-        <w:t>validation. Protected task/comment/statistics endpoints return HTTP 401 for</w:t>
+        <w:br/>
       </w:r>
-    </w:p>
-    <w:p>
       <w:r>
-        <w:t>missing or invalid bearer credentials. Unknown-email and incorrect-password</w:t>
+        <w:rPr>
+          <w:rFonts w:ascii="Consolas" w:hAnsi="Consolas"/>
+          <w:sz w:val="17"/>
+        </w:rPr>
+        <w:t>$env:AUTH_SECRET_KEY = python -c "import secrets; print(secrets.token_urlsafe(48))"</w:t>
       </w:r>
-    </w:p>
-    <w:p>
       <w:r>
-        <w:t>login failures have the same generic response.</w:t>
+        <w:br/>
+      </w:r>
+      <w:r>
+        <w:rPr>
+          <w:rFonts w:ascii="Consolas" w:hAnsi="Consolas"/>
+          <w:sz w:val="17"/>
+        </w:rPr>
+        <w:t>python -m pytest -q</w:t>
+      </w:r>
+      <w:r>
+        <w:br/>
+      </w:r>
+      <w:r>
+        <w:rPr>
+          <w:rFonts w:ascii="Consolas" w:hAnsi="Consolas"/>
+          <w:sz w:val="17"/>
+        </w:rPr>
+        <w:t>python -m ruff check app tests scripts benchmarks</w:t>
+      </w:r>
+      <w:r>
+        <w:br/>
+      </w:r>
+      <w:r>
+        <w:rPr>
+          <w:rFonts w:ascii="Consolas" w:hAnsi="Consolas"/>
+          <w:sz w:val="17"/>
+        </w:rPr>
+        <w:t>python scripts/ci/simulate_deployment.py</w:t>
       </w:r>
     </w:p>
     <w:p>
@@ -374,885 +541,22 @@
         <w:pStyle w:val="Heading1"/>
       </w:pPr>
       <w:r>
-        <w:t>5. Integration Testing Strategy</w:t>
+        <w:t>25. Conclusion</w:t>
       </w:r>
     </w:p>
     <w:p>
       <w:r>
-        <w:t>Tests use FastAPI's HTTP test client against the actual route stack and a</w:t>
-      </w:r>
-    </w:p>
-    <w:p>
-      <w:r>
-        <w:t>per-test isolated database. This validates request parsing and schemas, auth</w:t>
-      </w:r>
-    </w:p>
-    <w:p>
-      <w:r>
-        <w:t>dependencies, ORM persistence, CRUD behavior, and the HTTP response or error</w:t>
-      </w:r>
-    </w:p>
-    <w:p>
-      <w:r>
-        <w:t>contract together.</w:t>
-      </w:r>
-    </w:p>
-    <w:p>
-      <w:r>
-        <w:t>The integration coverage review found these exercised interactions:</w:t>
-      </w:r>
-    </w:p>
-    <w:p>
-      <w:pPr>
-        <w:pStyle w:val="ListNumber"/>
-      </w:pPr>
-      <w:r>
-        <w:t>Client requests pass through registration/login routes, schema validation,</w:t>
-      </w:r>
-    </w:p>
-    <w:p>
-      <w:r>
-        <w:t xml:space="preserve">   password verification/hashing, persistence and public HTTP response</w:t>
-      </w:r>
-    </w:p>
-    <w:p>
-      <w:r>
-        <w:t xml:space="preserve">   filtering.</w:t>
-      </w:r>
-    </w:p>
-    <w:p>
-      <w:pPr>
-        <w:pStyle w:val="ListNumber"/>
-      </w:pPr>
-      <w:r>
-        <w:t>Issued tokens are decoded by the protected-route dependency, resolved to a</w:t>
-      </w:r>
-    </w:p>
-    <w:p>
-      <w:r>
-        <w:t xml:space="preserve">   stored user, and either authorize API operations or produce an HTTP 401.</w:t>
-      </w:r>
-    </w:p>
-    <w:p>
-      <w:pPr>
-        <w:pStyle w:val="ListNumber"/>
-      </w:pPr>
-      <w:r>
-        <w:t>Authenticated task/comment requests flow through schemas, routes, CRUD and</w:t>
-      </w:r>
-    </w:p>
-    <w:p>
-      <w:r>
-        <w:t xml:space="preserve">   database persistence; reads/filters/statistics return values based on stored</w:t>
-      </w:r>
-    </w:p>
-    <w:p>
-      <w:r>
-        <w:t xml:space="preserve">   records and deletion updates subsequent reads.</w:t>
-      </w:r>
-    </w:p>
-    <w:p>
-      <w:pPr>
-        <w:pStyle w:val="ListNumber"/>
-      </w:pPr>
-      <w:r>
-        <w:t>Invalid inputs and missing resources produce the expected HTTP 422/404</w:t>
-      </w:r>
-    </w:p>
-    <w:p>
-      <w:r>
-        <w:t xml:space="preserve">   responses; duplicate registration and invalid credentials produce 409/401.</w:t>
-      </w:r>
-    </w:p>
-    <w:p>
-      <w:pPr>
-        <w:pStyle w:val="ListNumber"/>
-      </w:pPr>
-      <w:r>
-        <w:t>Regression tests check task response codes, validation, filtering/search,</w:t>
-      </w:r>
-    </w:p>
-    <w:p>
-      <w:r>
-        <w:t xml:space="preserve">   missing-resource behavior, timestamp normalization and query behavior.</w:t>
-      </w:r>
-    </w:p>
-    <w:p>
-      <w:pPr>
-        <w:jc w:val="center"/>
-      </w:pPr>
-      <w:r>
-        <w:rPr>
-          <w:i/>
-        </w:rPr>
-        <w:t>Coverage percentage was not used as a completion claim; integration behavior was validated through executable tests.</w:t>
-      </w:r>
-    </w:p>
-    <w:p>
-      <w:pPr>
-        <w:pStyle w:val="Heading1"/>
-      </w:pPr>
-      <w:r>
-        <w:t>6. Test Scenarios</w:t>
-      </w:r>
-    </w:p>
-    <w:p>
-      <w:r>
-        <w:t>Authentication tests cover unsafe/missing/example secret configuration,</w:t>
-      </w:r>
-    </w:p>
-    <w:p>
-      <w:r>
-        <w:t>registration and password-hash persistence, public response fields, duplicate</w:t>
-      </w:r>
-    </w:p>
-    <w:p>
-      <w:r>
-        <w:t>registration, valid and invalid login, token claims/lifetime, invalid input,</w:t>
-      </w:r>
-    </w:p>
-    <w:p>
-      <w:r>
-        <w:t>missing/malformed/wrong-scheme/expired/invalid-signature tokens, and a full</w:t>
-      </w:r>
-    </w:p>
-    <w:p>
-      <w:r>
-        <w:t>registered-user task/comment lifecycle.</w:t>
-      </w:r>
-    </w:p>
-    <w:p>
-      <w:r>
-        <w:t>Task and comment API tests cover task creation, reads, pagination, updates,</w:t>
-      </w:r>
-    </w:p>
-    <w:p>
-      <w:r>
-        <w:t>filters, statistics, comment creation/listing, deletion/cascade behavior,</w:t>
-      </w:r>
-    </w:p>
-    <w:p>
-      <w:r>
-        <w:t>validation errors and unknown identifiers. Regression tests retain the</w:t>
-      </w:r>
-    </w:p>
-    <w:p>
-      <w:r>
-        <w:t>identified defect cases. All tests use test fixtures rather than the persistent</w:t>
-      </w:r>
-    </w:p>
-    <w:p>
-      <w:r>
-        <w:t>runtime database.</w:t>
-      </w:r>
-    </w:p>
-    <w:p>
-      <w:pPr>
-        <w:pStyle w:val="Heading1"/>
-      </w:pPr>
-      <w:r>
-        <w:t>7. Error Handling</w:t>
-      </w:r>
-    </w:p>
-    <w:p>
-      <w:r>
-        <w:t>Invalid schemas return HTTP 422. Duplicate email registration returns HTTP 409.</w:t>
-      </w:r>
-    </w:p>
-    <w:p>
-      <w:r>
-        <w:t>Invalid login returns a generic HTTP 401. Missing or invalid tokens return HTTP</w:t>
-      </w:r>
-    </w:p>
-    <w:p>
-      <w:r>
-        <w:t>401 with a Bearer challenge. Unknown tasks return HTTP 404 without exposing</w:t>
-      </w:r>
-    </w:p>
-    <w:p>
-      <w:r>
-        <w:t>database exception details. Tests assert status codes and relevant response</w:t>
-      </w:r>
-    </w:p>
-    <w:p>
-      <w:r>
-        <w:t>payloads.</w:t>
-      </w:r>
-    </w:p>
-    <w:p>
-      <w:pPr>
-        <w:pStyle w:val="Heading1"/>
-      </w:pPr>
-      <w:r>
-        <w:t>8. CI Pipeline</w:t>
-      </w:r>
-    </w:p>
-    <w:p>
-      <w:r>
-        <w:t>.github/workflows/ci-cd.yml is configured for pushes to main and pull</w:t>
-      </w:r>
-    </w:p>
-    <w:p>
-      <w:r>
-        <w:t>requests targeting main. The CI job checks out the repository, configures</w:t>
-      </w:r>
-    </w:p>
-    <w:p>
-      <w:r>
-        <w:t>Python 3.14, upgrades pip, installs requirements.txt, runs</w:t>
-      </w:r>
-    </w:p>
-    <w:p>
-      <w:r>
-        <w:t>python -m ruff check app tests scripts benchmarks, and runs</w:t>
-      </w:r>
-    </w:p>
-    <w:p>
-      <w:r>
-        <w:t>python -m pytest -q. The steps are fail-fast in normal Actions behavior: a</w:t>
-      </w:r>
-    </w:p>
-    <w:p>
-      <w:r>
-        <w:t>non-zero Ruff or pytest result fails the CI job.</w:t>
-      </w:r>
-    </w:p>
-    <w:p>
-      <w:r>
-        <w:t>The simulated deployment job declares needs: ci and runs only when</w:t>
-      </w:r>
-    </w:p>
-    <w:p>
-      <w:r>
-        <w:t>needs.ci.result == 'success'. Thus a failed CI job prevents the deployment</w:t>
-      </w:r>
-    </w:p>
-    <w:p>
-      <w:r>
-        <w:t>validation from being reported as successful.</w:t>
-      </w:r>
-    </w:p>
-    <w:p>
-      <w:pPr>
-        <w:pStyle w:val="Heading1"/>
-      </w:pPr>
-      <w:r>
-        <w:t>9. Simulated CD Pipeline</w:t>
-      </w:r>
-    </w:p>
-    <w:p>
-      <w:r>
-        <w:t>The simulation runs scripts/ci/simulate_deployment.py. It verifies required</w:t>
-      </w:r>
-    </w:p>
-    <w:p>
-      <w:r>
-        <w:t>application/configuration files, imports app.main, checks for a FastAPI</w:t>
-      </w:r>
-    </w:p>
-    <w:p>
-      <w:r>
-        <w:t>application object, starts the application lifespan, and requests /health.</w:t>
-      </w:r>
-    </w:p>
-    <w:p>
-      <w:r>
-        <w:t>The script uses a generated per-run auth key and an SQLite file in a temporary</w:t>
-      </w:r>
-    </w:p>
-    <w:p>
-      <w:r>
-        <w:t>directory, disposes of the engine, restores prior environment settings, and</w:t>
-      </w:r>
-    </w:p>
-    <w:p>
-      <w:r>
-        <w:t>returns non-zero if validation fails.</w:t>
-      </w:r>
-    </w:p>
-    <w:p>
-      <w:r>
-        <w:t>This is a testable deployment gate only. It does not publish an image, modify</w:t>
-      </w:r>
-    </w:p>
-    <w:p>
-      <w:r>
-        <w:t>external infrastructure, contact cloud services, or perform a production</w:t>
-      </w:r>
-    </w:p>
-    <w:p>
-      <w:r>
-        <w:t>deployment.</w:t>
-      </w:r>
-    </w:p>
-    <w:p>
-      <w:pPr>
-        <w:pStyle w:val="Heading1"/>
-      </w:pPr>
-      <w:r>
-        <w:t>10. Security Measures</w:t>
-      </w:r>
-    </w:p>
-    <w:p>
-      <w:pPr>
-        <w:pStyle w:val="ListBullet"/>
-      </w:pPr>
-      <w:r>
-        <w:t>Argon2id password hashing; plaintext password is not stored.</w:t>
-      </w:r>
-    </w:p>
-    <w:p>
-      <w:pPr>
-        <w:pStyle w:val="ListBullet"/>
-      </w:pPr>
-      <w:r>
-        <w:t>Public schemas omit stored password hashes.</w:t>
-      </w:r>
-    </w:p>
-    <w:p>
-      <w:pPr>
-        <w:pStyle w:val="ListBullet"/>
-      </w:pPr>
-      <w:r>
-        <w:t>Runtime-only signing key with minimum-size and example-placeholder</w:t>
-      </w:r>
-    </w:p>
-    <w:p>
-      <w:r>
-        <w:t xml:space="preserve">  validation.</w:t>
-      </w:r>
-    </w:p>
-    <w:p>
-      <w:pPr>
-        <w:pStyle w:val="ListBullet"/>
-      </w:pPr>
-      <w:r>
-        <w:t>Expiring, signed access tokens with required-claim validation.</w:t>
-      </w:r>
-    </w:p>
-    <w:p>
-      <w:pPr>
-        <w:pStyle w:val="ListBullet"/>
-      </w:pPr>
-      <w:r>
-        <w:t>Protected endpoints require a resolvable authenticated user.</w:t>
-      </w:r>
-    </w:p>
-    <w:p>
-      <w:pPr>
-        <w:pStyle w:val="ListBullet"/>
-      </w:pPr>
-      <w:r>
-        <w:t>Login error messages do not disclose whether the email exists.</w:t>
-      </w:r>
-    </w:p>
-    <w:p>
-      <w:pPr>
-        <w:pStyle w:val="ListBullet"/>
-      </w:pPr>
-      <w:r>
-        <w:t>`.gitignore` excludes `.env`, SQLite database files, and Python caches.</w:t>
-      </w:r>
-    </w:p>
-    <w:p>
-      <w:pPr>
-        <w:pStyle w:val="ListBullet"/>
-      </w:pPr>
-      <w:r>
-        <w:t>Workflow permissions are limited to read-only repository contents.</w:t>
-      </w:r>
-    </w:p>
-    <w:p>
-      <w:pPr>
-        <w:pStyle w:val="ListBullet"/>
-      </w:pPr>
-      <w:r>
-        <w:t>Workflow has no secret references or deployment credentials and uses only</w:t>
-      </w:r>
-    </w:p>
-    <w:p>
-      <w:r>
-        <w:t xml:space="preserve">  checkout and Python setup actions.</w:t>
-      </w:r>
-    </w:p>
-    <w:p>
-      <w:r>
-        <w:t>Automated scans/checks found no apparent real credentials in the inspected</w:t>
-      </w:r>
-    </w:p>
-    <w:p>
-      <w:r>
-        <w:t>project files. The project contains synthetic test-only key strings used to</w:t>
-      </w:r>
-    </w:p>
-    <w:p>
-      <w:r>
-        <w:t>exercise auth behavior and a clearly unusable example placeholder. The folder</w:t>
-      </w:r>
-    </w:p>
-    <w:p>
-      <w:r>
-        <w:t>has no .git metadata, so Git history and tracked commit contents could not be</w:t>
-      </w:r>
-    </w:p>
-    <w:p>
-      <w:r>
-        <w:t>audited.</w:t>
-      </w:r>
-    </w:p>
-    <w:p>
-      <w:pPr>
-        <w:pStyle w:val="Heading1"/>
-      </w:pPr>
-      <w:r>
-        <w:t>11. Validation Results</w:t>
-      </w:r>
-    </w:p>
-    <w:p>
-      <w:r>
-        <w:t>Local validation was performed with Python 3.14.3. The final actual results</w:t>
-      </w:r>
-    </w:p>
-    <w:p>
-      <w:r>
-        <w:t>recorded in artifacts/final_week5_validation.txt include:</w:t>
-      </w:r>
-    </w:p>
-    <w:p>
-      <w:pPr>
-        <w:pStyle w:val="ListBullet"/>
-      </w:pPr>
-      <w:r>
-        <w:t>Full pytest suite: **125 passed**, 2 warnings.</w:t>
-      </w:r>
-    </w:p>
-    <w:p>
-      <w:pPr>
-        <w:pStyle w:val="ListBullet"/>
-      </w:pPr>
-      <w:r>
-        <w:t>Auth integration tests: **17 passed**, 2 warnings.</w:t>
-      </w:r>
-    </w:p>
-    <w:p>
-      <w:pPr>
-        <w:pStyle w:val="ListBullet"/>
-      </w:pPr>
-      <w:r>
-        <w:t>Existing task API/task lifecycle tests: **32 passed**, 2 warnings.</w:t>
-      </w:r>
-    </w:p>
-    <w:p>
-      <w:pPr>
-        <w:pStyle w:val="ListBullet"/>
-      </w:pPr>
-      <w:r>
-        <w:t>Regression tests: **8 passed**, 2 warnings.</w:t>
-      </w:r>
-    </w:p>
-    <w:p>
-      <w:pPr>
-        <w:pStyle w:val="ListBullet"/>
-      </w:pPr>
-      <w:r>
-        <w:t>Ruff: **All checks passed!**</w:t>
-      </w:r>
-    </w:p>
-    <w:p>
-      <w:pPr>
-        <w:pStyle w:val="ListBullet"/>
-      </w:pPr>
-      <w:r>
-        <w:t>`scripts/smoke_check.py`: real HTTP server health/auth/protected task</w:t>
-      </w:r>
-    </w:p>
-    <w:p>
-      <w:r>
-        <w:t xml:space="preserve">  lifecycle checks; output recorded in the final artifact.</w:t>
-      </w:r>
-    </w:p>
-    <w:p>
-      <w:pPr>
-        <w:pStyle w:val="ListBullet"/>
-      </w:pPr>
-      <w:r>
-        <w:t>`scripts/final_api_smoke.py`: real HTTP auth and broad task/comment</w:t>
-      </w:r>
-    </w:p>
-    <w:p>
-      <w:r>
-        <w:t xml:space="preserve">  validation; output recorded in the final artifact.</w:t>
-      </w:r>
-    </w:p>
-    <w:p>
-      <w:pPr>
-        <w:pStyle w:val="ListBullet"/>
-      </w:pPr>
-      <w:r>
-        <w:t>Simulated CD: required files PASS; app import PASS; startup/health PASS;</w:t>
-      </w:r>
-    </w:p>
-    <w:p>
-      <w:r>
-        <w:t xml:space="preserve">  deployment gate PASS; final result PASS.</w:t>
-      </w:r>
-    </w:p>
-    <w:p>
-      <w:pPr>
-        <w:pStyle w:val="ListBullet"/>
-      </w:pPr>
-      <w:r>
-        <w:t>PyYAML workflow syntax, trigger, commands, job dependency, permissions and</w:t>
-      </w:r>
-    </w:p>
-    <w:p>
-      <w:r>
-        <w:t xml:space="preserve">  safety checks: 14/14 passed via python scripts/ci/validate_pipeline.py;</w:t>
-      </w:r>
-    </w:p>
-    <w:p>
-      <w:r>
-        <w:t xml:space="preserve">  details are in artifacts/final_ci_cd_validation.txt.</w:t>
-      </w:r>
-    </w:p>
-    <w:p>
-      <w:r>
-        <w:t>The test client reports Starlette/httpx and AnyIO deprecation warnings. They</w:t>
-      </w:r>
-    </w:p>
-    <w:p>
-      <w:r>
-        <w:t>did not fail the tests. No Week 4 performance/load suite was rerun for this</w:t>
-      </w:r>
-    </w:p>
-    <w:p>
-      <w:r>
-        <w:t>phase.</w:t>
-      </w:r>
-    </w:p>
-    <w:p>
-      <w:r>
-        <w:t>GitHub-hosted workflow execution: NOT VERIFIED — repository remote is not configured.</w:t>
-      </w:r>
-    </w:p>
-    <w:p>
-      <w:pPr>
-        <w:pStyle w:val="Heading1"/>
-      </w:pPr>
-      <w:r>
-        <w:t>12. Known Limitations</w:t>
-      </w:r>
-    </w:p>
-    <w:p>
-      <w:pPr>
-        <w:pStyle w:val="ListBullet"/>
-      </w:pPr>
-      <w:r>
-        <w:t>There is no Git repository metadata or configured GitHub remote. No remote</w:t>
-      </w:r>
-    </w:p>
-    <w:p>
-      <w:r>
-        <w:t xml:space="preserve">  workflow result, branch, or commit history can be verified.</w:t>
-      </w:r>
-    </w:p>
-    <w:p>
-      <w:pPr>
-        <w:pStyle w:val="ListBullet"/>
-      </w:pPr>
-      <w:r>
-        <w:t>Simulated CD is validation, not production deployment.</w:t>
-      </w:r>
-    </w:p>
-    <w:p>
-      <w:pPr>
-        <w:pStyle w:val="ListBullet"/>
-      </w:pPr>
-      <w:r>
-        <w:t>Test execution reports two existing deprecation warnings.</w:t>
-      </w:r>
-    </w:p>
-    <w:p>
-      <w:pPr>
-        <w:pStyle w:val="ListBullet"/>
-      </w:pPr>
-      <w:r>
-        <w:t>Task data is shared among authenticated accounts; account ownership</w:t>
-      </w:r>
-    </w:p>
-    <w:p>
-      <w:r>
-        <w:t xml:space="preserve">  separation, token revocation and login rate limiting are not included.</w:t>
-      </w:r>
-    </w:p>
-    <w:p>
-      <w:pPr>
-        <w:pStyle w:val="ListBullet"/>
-      </w:pPr>
-      <w:r>
-        <w:t>No test coverage percentage was measured.</w:t>
-      </w:r>
-    </w:p>
-    <w:p>
-      <w:pPr>
-        <w:pStyle w:val="ListBullet"/>
-      </w:pPr>
-      <w:r>
-        <w:t>Inherited Week 4 performance artifacts are retained in the source project;</w:t>
-      </w:r>
-    </w:p>
-    <w:p>
-      <w:r>
-        <w:t xml:space="preserve">  expensive performance/load tests were not run in final validation.</w:t>
-      </w:r>
-    </w:p>
-    <w:p>
-      <w:pPr>
-        <w:pStyle w:val="Heading1"/>
-      </w:pPr>
-      <w:r>
-        <w:t>13. Reproduction Instructions</w:t>
-      </w:r>
-    </w:p>
-    <w:p>
-      <w:r>
-        <w:t>From the project root, with Python 3.14:</w:t>
-      </w:r>
-    </w:p>
-    <w:p>
-      <w:pPr>
-        <w:spacing w:after="20"/>
-        <w:ind w:left="360"/>
-      </w:pPr>
-      <w:r>
-        <w:rPr>
-          <w:rFonts w:ascii="Consolas" w:hAnsi="Consolas"/>
-          <w:sz w:val="18"/>
-        </w:rPr>
-        <w:t>python -m pip install --upgrade pip</w:t>
-      </w:r>
-    </w:p>
-    <w:p>
-      <w:pPr>
-        <w:spacing w:after="20"/>
-        <w:ind w:left="360"/>
-      </w:pPr>
-      <w:r>
-        <w:rPr>
-          <w:rFonts w:ascii="Consolas" w:hAnsi="Consolas"/>
-          <w:sz w:val="18"/>
-        </w:rPr>
-        <w:t>python -m pip install -r requirements.txt</w:t>
-      </w:r>
-    </w:p>
-    <w:p>
-      <w:pPr>
-        <w:spacing w:after="20"/>
-        <w:ind w:left="360"/>
-      </w:pPr>
-      <w:r>
-        <w:rPr>
-          <w:rFonts w:ascii="Consolas" w:hAnsi="Consolas"/>
-          <w:sz w:val="18"/>
-        </w:rPr>
-        <w:t>python -m ruff check app tests scripts benchmarks</w:t>
-      </w:r>
-    </w:p>
-    <w:p>
-      <w:pPr>
-        <w:spacing w:after="20"/>
-        <w:ind w:left="360"/>
-      </w:pPr>
-      <w:r>
-        <w:rPr>
-          <w:rFonts w:ascii="Consolas" w:hAnsi="Consolas"/>
-          <w:sz w:val="18"/>
-        </w:rPr>
-        <w:t>python -m pytest -q</w:t>
-      </w:r>
-    </w:p>
-    <w:p>
-      <w:pPr>
-        <w:spacing w:after="20"/>
-        <w:ind w:left="360"/>
-      </w:pPr>
-      <w:r>
-        <w:rPr>
-          <w:rFonts w:ascii="Consolas" w:hAnsi="Consolas"/>
-          <w:sz w:val="18"/>
-        </w:rPr>
-        <w:t>python -m pytest tests/test_auth_integration.py -q</w:t>
-      </w:r>
-    </w:p>
-    <w:p>
-      <w:pPr>
-        <w:spacing w:after="20"/>
-        <w:ind w:left="360"/>
-      </w:pPr>
-      <w:r>
-        <w:rPr>
-          <w:rFonts w:ascii="Consolas" w:hAnsi="Consolas"/>
-          <w:sz w:val="18"/>
-        </w:rPr>
-        <w:t>python -m pytest tests/test_api.py tests/test_tasks.py -q</w:t>
-      </w:r>
-    </w:p>
-    <w:p>
-      <w:pPr>
-        <w:spacing w:after="20"/>
-        <w:ind w:left="360"/>
-      </w:pPr>
-      <w:r>
-        <w:rPr>
-          <w:rFonts w:ascii="Consolas" w:hAnsi="Consolas"/>
-          <w:sz w:val="18"/>
-        </w:rPr>
-        <w:t>python -m pytest tests/test_regression.py -q</w:t>
-      </w:r>
-    </w:p>
-    <w:p>
-      <w:pPr>
-        <w:spacing w:after="20"/>
-        <w:ind w:left="360"/>
-      </w:pPr>
-      <w:r>
-        <w:rPr>
-          <w:rFonts w:ascii="Consolas" w:hAnsi="Consolas"/>
-          <w:sz w:val="18"/>
-        </w:rPr>
-        <w:t>python scripts/smoke_check.py</w:t>
-      </w:r>
-    </w:p>
-    <w:p>
-      <w:pPr>
-        <w:spacing w:after="20"/>
-        <w:ind w:left="360"/>
-      </w:pPr>
-      <w:r>
-        <w:rPr>
-          <w:rFonts w:ascii="Consolas" w:hAnsi="Consolas"/>
-          <w:sz w:val="18"/>
-        </w:rPr>
-        <w:t>python scripts/final_api_smoke.py</w:t>
-      </w:r>
-    </w:p>
-    <w:p>
-      <w:pPr>
-        <w:spacing w:after="20"/>
-        <w:ind w:left="360"/>
-      </w:pPr>
-      <w:r>
-        <w:rPr>
-          <w:rFonts w:ascii="Consolas" w:hAnsi="Consolas"/>
-          <w:sz w:val="18"/>
-        </w:rPr>
-        <w:t>python scripts/ci/validate_pipeline.py</w:t>
-      </w:r>
-    </w:p>
-    <w:p>
-      <w:pPr>
-        <w:spacing w:after="20"/>
-        <w:ind w:left="360"/>
-      </w:pPr>
-      <w:r>
-        <w:rPr>
-          <w:rFonts w:ascii="Consolas" w:hAnsi="Consolas"/>
-          <w:sz w:val="18"/>
-        </w:rPr>
-        <w:t>python scripts/ci/simulate_deployment.py</w:t>
-      </w:r>
-    </w:p>
-    <w:p>
-      <w:r>
-        <w:t>To start the app locally, set a new AUTH_SECRET_KEY in the shell environment</w:t>
-      </w:r>
-    </w:p>
-    <w:p>
-      <w:r>
-        <w:t>and run python -m uvicorn app.main:app --reload. Never commit a real key or</w:t>
-      </w:r>
-    </w:p>
-    <w:p>
-      <w:r>
-        <w:t>.env file.</w:t>
-      </w:r>
-    </w:p>
-    <w:p>
-      <w:pPr>
-        <w:pStyle w:val="Heading1"/>
-      </w:pPr>
-      <w:r>
-        <w:t>14. Conclusion</w:t>
-      </w:r>
-    </w:p>
-    <w:p>
-      <w:r>
-        <w:t>The local evidence verifies integrated authentication/data flows, task and</w:t>
-      </w:r>
-    </w:p>
-    <w:p>
-      <w:r>
-        <w:t>comment behavior, expected error responses, regressions, static analysis, and</w:t>
-      </w:r>
-    </w:p>
-    <w:p>
-      <w:r>
-        <w:t>the simulated CI-to-CD validation path. The workflow is configured but has not</w:t>
-      </w:r>
-    </w:p>
-    <w:p>
-      <w:r>
-        <w:t>been run by GitHub because no remote exists. No production deployment or</w:t>
-      </w:r>
-    </w:p>
-    <w:p>
-      <w:r>
-        <w:t>GitHub-hosted success is claimed.</w:t>
+        <w:t>The Week 5 project delivers measured, evidence-based validation for backend integration, authentication, CI, and deployment simulation. GitHub Actions run 37741348125 succeeded in both jobs. The simulated deployment validates application readiness only and is not a production deployment.</w:t>
       </w:r>
     </w:p>
     <w:sectPr>
-      <w:headerReference w:type="default" r:id="rId9"/>
-      <w:footerReference w:type="default" r:id="rId10"/>
       <w:pgSz w:w="12240" w:h="15840"/>
-      <w:pgMar w:top="1080" w:right="1296" w:bottom="1080" w:left="1296" w:header="720" w:footer="720" w:gutter="0"/>
+      <w:pgMar w:top="1008" w:right="1224" w:bottom="1008" w:left="1224" w:header="720" w:footer="720" w:gutter="0"/>
       <w:cols w:space="720"/>
       <w:docGrid w:linePitch="360"/>
     </w:sectPr>
   </w:body>
 </w:document>
-</file>
-
-<file path=word/footer1.xml><?xml version="1.0" encoding="utf-8"?>
-<w:ftr xmlns:m="http://schemas.openxmlformats.org/officeDocument/2006/math" xmlns:mc="http://schemas.openxmlformats.org/markup-compatibility/2006" xmlns:mo="http://schemas.microsoft.com/office/mac/office/2008/main" xmlns:mv="urn:schemas-microsoft-com:mac:vml" xmlns:o="urn:schemas-microsoft-com:office:office" xmlns:r="http://schemas.openxmlformats.org/officeDocument/2006/relationships" xmlns:v="urn:schemas-microsoft-com:vml" xmlns:w10="urn:schemas-microsoft-com:office:word" xmlns:w14="http://schemas.microsoft.com/office/word/2010/wordml" xmlns:w="http://schemas.openxmlformats.org/wordprocessingml/2006/main" xmlns:wne="http://schemas.microsoft.com/office/word/2006/wordml" xmlns:wp14="http://schemas.microsoft.com/office/word/2010/wordprocessingDrawing" xmlns:wp="http://schemas.openxmlformats.org/drawingml/2006/wordprocessingDrawing" xmlns:wpc="http://schemas.microsoft.com/office/word/2010/wordprocessingCanvas" xmlns:wpg="http://schemas.microsoft.com/office/word/2010/wordprocessingGroup" xmlns:wpi="http://schemas.microsoft.com/office/word/2010/wordprocessingInk" xmlns:wps="http://schemas.microsoft.com/office/word/2010/wordprocessingShape" mc:Ignorable="w14 wp14">
-  <w:p>
-    <w:pPr>
-      <w:pStyle w:val="Footer"/>
-      <w:jc w:val="center"/>
-    </w:pPr>
-    <w:r>
-      <w:t xml:space="preserve">Week 5 ? Local validation record  |  Page </w:t>
-    </w:r>
-    <w:fldSimple w:instr="PAGE"/>
-  </w:p>
-</w:ftr>
-</file>
-
-<file path=word/header1.xml><?xml version="1.0" encoding="utf-8"?>
-<w:hdr xmlns:m="http://schemas.openxmlformats.org/officeDocument/2006/math" xmlns:mc="http://schemas.openxmlformats.org/markup-compatibility/2006" xmlns:mo="http://schemas.microsoft.com/office/mac/office/2008/main" xmlns:mv="urn:schemas-microsoft-com:mac:vml" xmlns:o="urn:schemas-microsoft-com:office:office" xmlns:r="http://schemas.openxmlformats.org/officeDocument/2006/relationships" xmlns:v="urn:schemas-microsoft-com:vml" xmlns:w10="urn:schemas-microsoft-com:office:word" xmlns:w14="http://schemas.microsoft.com/office/word/2010/wordml" xmlns:w="http://schemas.openxmlformats.org/wordprocessingml/2006/main" xmlns:wne="http://schemas.microsoft.com/office/word/2006/wordml" xmlns:wp14="http://schemas.microsoft.com/office/word/2010/wordprocessingDrawing" xmlns:wp="http://schemas.openxmlformats.org/drawingml/2006/wordprocessingDrawing" xmlns:wpc="http://schemas.microsoft.com/office/word/2010/wordprocessingCanvas" xmlns:wpg="http://schemas.microsoft.com/office/word/2010/wordprocessingGroup" xmlns:wpi="http://schemas.microsoft.com/office/word/2010/wordprocessingInk" xmlns:wps="http://schemas.microsoft.com/office/word/2010/wordprocessingShape" mc:Ignorable="w14 wp14">
-  <w:p>
-    <w:pPr>
-      <w:pStyle w:val="Header"/>
-      <w:jc w:val="right"/>
-    </w:pPr>
-    <w:r>
-      <w:rPr>
-        <w:color w:val="667085"/>
-        <w:sz w:val="16"/>
-      </w:rPr>
-      <w:t>YUVAINTERN  |  WEEK 5 FINAL REPORT</w:t>
-    </w:r>
-  </w:p>
-</w:hdr>
 </file>
 
 <file path=word/numbering.xml><?xml version="1.0" encoding="utf-8"?>
@@ -1618,9 +922,12 @@
     <w:name w:val="Normal"/>
     <w:qFormat/>
     <w:rsid w:val="00FC693F"/>
+    <w:pPr>
+      <w:spacing w:after="100"/>
+    </w:pPr>
     <w:rPr>
-      <w:rFonts w:ascii="Aptos" w:hAnsi="Aptos"/>
-      <w:sz w:val="20"/>
+      <w:rFonts w:ascii="Calibri" w:hAnsi="Calibri"/>
+      <w:sz w:val="21"/>
     </w:rPr>
   </w:style>
   <w:style w:type="paragraph" w:styleId="Header">
@@ -1682,11 +989,11 @@
       <w:outlineLvl w:val="0"/>
     </w:pPr>
     <w:rPr>
-      <w:rFonts w:asciiTheme="majorHAnsi" w:eastAsiaTheme="majorEastAsia" w:hAnsiTheme="majorHAnsi" w:cstheme="majorBidi" w:ascii="Aptos Display" w:hAnsi="Aptos Display"/>
+      <w:rFonts w:asciiTheme="majorHAnsi" w:eastAsiaTheme="majorEastAsia" w:hAnsiTheme="majorHAnsi" w:cstheme="majorBidi" w:ascii="Calibri" w:hAnsi="Calibri"/>
       <w:b/>
       <w:bCs/>
-      <w:color w:val="17365D"/>
-      <w:sz w:val="40"/>
+      <w:color w:val="1F4E79"/>
+      <w:sz w:val="28"/>
       <w:szCs w:val="28"/>
     </w:rPr>
   </w:style>
@@ -1706,11 +1013,11 @@
       <w:outlineLvl w:val="1"/>
     </w:pPr>
     <w:rPr>
-      <w:rFonts w:asciiTheme="majorHAnsi" w:eastAsiaTheme="majorEastAsia" w:hAnsiTheme="majorHAnsi" w:cstheme="majorBidi" w:ascii="Aptos Display" w:hAnsi="Aptos Display"/>
+      <w:rFonts w:asciiTheme="majorHAnsi" w:eastAsiaTheme="majorEastAsia" w:hAnsiTheme="majorHAnsi" w:cstheme="majorBidi" w:ascii="Calibri" w:hAnsi="Calibri"/>
       <w:b/>
       <w:bCs/>
       <w:color w:val="1F4E79"/>
-      <w:sz w:val="30"/>
+      <w:sz w:val="26"/>
       <w:szCs w:val="26"/>
     </w:rPr>
   </w:style>
@@ -1730,11 +1037,10 @@
       <w:outlineLvl w:val="2"/>
     </w:pPr>
     <w:rPr>
-      <w:rFonts w:asciiTheme="majorHAnsi" w:eastAsiaTheme="majorEastAsia" w:hAnsiTheme="majorHAnsi" w:cstheme="majorBidi" w:ascii="Aptos Display" w:hAnsi="Aptos Display"/>
+      <w:rFonts w:asciiTheme="majorHAnsi" w:eastAsiaTheme="majorEastAsia" w:hAnsiTheme="majorHAnsi" w:cstheme="majorBidi"/>
       <w:b/>
       <w:bCs/>
-      <w:color w:val="1F4E79"/>
-      <w:sz w:val="24"/>
+      <w:color w:val="4F81BD" w:themeColor="accent1"/>
     </w:rPr>
   </w:style>
   <w:style w:type="paragraph" w:styleId="Heading4">
@@ -1972,12 +1278,11 @@
       <w:contextualSpacing/>
     </w:pPr>
     <w:rPr>
-      <w:rFonts w:asciiTheme="majorHAnsi" w:eastAsiaTheme="majorEastAsia" w:hAnsiTheme="majorHAnsi" w:cstheme="majorBidi" w:ascii="Aptos Display" w:hAnsi="Aptos Display"/>
-      <w:b/>
-      <w:color w:val="17365D"/>
+      <w:rFonts w:asciiTheme="majorHAnsi" w:eastAsiaTheme="majorEastAsia" w:hAnsiTheme="majorHAnsi" w:cstheme="majorBidi"/>
+      <w:color w:val="17365D" w:themeColor="text2" w:themeShade="BF"/>
       <w:spacing w:val="5"/>
       <w:kern w:val="28"/>
-      <w:sz w:val="60"/>
+      <w:sz w:val="52"/>
       <w:szCs w:val="52"/>
     </w:rPr>
   </w:style>
